--- a/book/word/Chapter 10 - If You Go Swimming.docx
+++ b/book/word/Chapter 10 - If You Go Swimming.docx
@@ -112,13 +112,13 @@
         <w:t xml:space="preserve"> </w:t>
       </w:r>
       <w:r>
-        <w:t xml:space="preserve">near Waterloo, a farm. His close friend Smich came from the other side of every</w:t>
-      </w:r>
-      <w:r>
-        <w:t xml:space="preserve"> </w:t>
-      </w:r>
-      <w:r>
-        <w:t xml:space="preserve">tracks there are, a drug dealer whom Millard kept flush with cash, food, and</w:t>
+        <w:t xml:space="preserve">near Waterloo, a farm. His close friend Smich came from the wrong side of every track</w:t>
+      </w:r>
+      <w:r>
+        <w:t xml:space="preserve"> </w:t>
+      </w:r>
+      <w:r>
+        <w:t xml:space="preserve">there is, a drug dealer whom Millard kept flush with cash, food, and</w:t>
       </w:r>
       <w:r>
         <w:t xml:space="preserve"> </w:t>
